--- a/content/CP2563/CP2563-Head.docx
+++ b/content/CP2563/CP2563-Head.docx
@@ -18,7 +18,7 @@
           <w:noProof/>
         </w:rPr>
         <w:drawing>
-          <wp:anchor distT="0" distB="0" distL="114300" distR="114300" simplePos="0" relativeHeight="251659264" behindDoc="0" locked="0" layoutInCell="1" allowOverlap="1" wp14:anchorId="3FA41D7A" wp14:editId="160BB0DB">
+          <wp:anchor distT="0" distB="0" distL="114300" distR="114300" simplePos="0" relativeHeight="251659264" behindDoc="0" locked="0" layoutInCell="1" allowOverlap="1" wp14:anchorId="3FA41D7A" wp14:editId="718B6F3A">
             <wp:simplePos x="0" y="0"/>
             <wp:positionH relativeFrom="column">
               <wp:posOffset>750570</wp:posOffset>
@@ -41,7 +41,7 @@
                     <pic:cNvPicPr/>
                   </pic:nvPicPr>
                   <pic:blipFill>
-                    <a:blip r:link="rId4"/>
+                    <a:blip r:embed="rId4" r:link="rId5"/>
                     <a:stretch>
                       <a:fillRect/>
                     </a:stretch>
@@ -218,7 +218,7 @@
           <w14:ligatures w14:val="standardContextual"/>
         </w:rPr>
         <w:drawing>
-          <wp:inline distT="0" distB="0" distL="0" distR="0" wp14:anchorId="5B926ACF" wp14:editId="1B187A37">
+          <wp:inline distT="0" distB="0" distL="0" distR="0" wp14:anchorId="5B926ACF" wp14:editId="10DFD7DF">
             <wp:extent cx="6867673" cy="4582633"/>
             <wp:effectExtent l="0" t="0" r="0" b="8890"/>
             <wp:docPr id="1403472588" name="CO0004 - opening.jpg"/>
@@ -233,7 +233,7 @@
                     <pic:cNvPicPr/>
                   </pic:nvPicPr>
                   <pic:blipFill>
-                    <a:blip r:link="rId5"/>
+                    <a:blip r:embed="rId6" r:link="rId7"/>
                     <a:stretch>
                       <a:fillRect/>
                     </a:stretch>
